--- a/rag.docx
+++ b/rag.docx
@@ -2,13 +2,14 @@
 <file path=word/document.xml><?xml version="1.0" encoding="utf-8"?>
 <w:document xmlns:wpc="http://schemas.microsoft.com/office/word/2010/wordprocessingCanvas" xmlns:cx="http://schemas.microsoft.com/office/drawing/2014/chartex" xmlns:cx1="http://schemas.microsoft.com/office/drawing/2015/9/8/chartex" xmlns:cx2="http://schemas.microsoft.com/office/drawing/2015/10/21/chartex" xmlns:cx3="http://schemas.microsoft.com/office/drawing/2016/5/9/chartex" xmlns:cx4="http://schemas.microsoft.com/office/drawing/2016/5/10/chartex" xmlns:cx5="http://schemas.microsoft.com/office/drawing/2016/5/11/chartex" xmlns:cx6="http://schemas.microsoft.com/office/drawing/2016/5/12/chartex" xmlns:cx7="http://schemas.microsoft.com/office/drawing/2016/5/13/chartex" xmlns:cx8="http://schemas.microsoft.com/office/drawing/2016/5/14/chartex" xmlns:mc="http://schemas.openxmlformats.org/markup-compatibility/2006" xmlns:aink="http://schemas.microsoft.com/office/drawing/2016/ink" xmlns:am3d="http://schemas.microsoft.com/office/drawing/2017/model3d" xmlns:o="urn:schemas-microsoft-com:office:office" xmlns:oel="http://schemas.microsoft.com/office/2019/extlst" xmlns:r="http://schemas.openxmlformats.org/officeDocument/2006/relationships" xmlns:m="http://schemas.openxmlformats.org/officeDocument/2006/math" xmlns:v="urn:schemas-microsoft-com:vml" xmlns:wp14="http://schemas.microsoft.com/office/word/2010/wordprocessingDrawing" xmlns:wp="http://schemas.openxmlformats.org/drawingml/2006/wordprocessingDrawing" xmlns:w10="urn:schemas-microsoft-com:office:word" xmlns:w="http://schemas.openxmlformats.org/wordprocessingml/2006/main" xmlns:w14="http://schemas.microsoft.com/office/word/2010/wordml" xmlns:w15="http://schemas.microsoft.com/office/word/2012/wordml" xmlns:w16cex="http://schemas.microsoft.com/office/word/2018/wordml/cex" xmlns:w16cid="http://schemas.microsoft.com/office/word/2016/wordml/cid" xmlns:w16="http://schemas.microsoft.com/office/word/2018/wordml" xmlns:w16du="http://schemas.microsoft.com/office/word/2023/wordml/word16du" xmlns:w16sdtdh="http://schemas.microsoft.com/office/word/2020/wordml/sdtdatahash" xmlns:w16sdtfl="http://schemas.microsoft.com/office/word/2024/wordml/sdtformatlock" xmlns:w16se="http://schemas.microsoft.com/office/word/2015/wordml/symex" xmlns:wpg="http://schemas.microsoft.com/office/word/2010/wordprocessingGroup" xmlns:wpi="http://schemas.microsoft.com/office/word/2010/wordprocessingInk" xmlns:wne="http://schemas.microsoft.com/office/word/2006/wordml" xmlns:wps="http://schemas.microsoft.com/office/word/2010/wordprocessingShape" mc:Ignorable="w14 w15 w16se w16cid w16 w16cex w16sdtdh w16sdtfl w16du wp14">
   <w:body>
+    <w:p/>
     <w:p>
       <w:r>
         <w:drawing>
-          <wp:inline distT="0" distB="0" distL="0" distR="0" wp14:anchorId="35020539" wp14:editId="721E5D06">
-            <wp:extent cx="5943600" cy="3378835"/>
+          <wp:inline distT="0" distB="0" distL="0" distR="0" wp14:anchorId="3F89F5CF" wp14:editId="2FFD03C9">
+            <wp:extent cx="5943600" cy="1774190"/>
             <wp:effectExtent l="0" t="0" r="0" b="0"/>
-            <wp:docPr id="2040711158" name="Picture 1"/>
+            <wp:docPr id="1907817855" name="Picture 1"/>
             <wp:cNvGraphicFramePr>
               <a:graphicFrameLocks xmlns:a="http://schemas.openxmlformats.org/drawingml/2006/main" noChangeAspect="1"/>
             </wp:cNvGraphicFramePr>
@@ -16,7 +17,7 @@
               <a:graphicData uri="http://schemas.openxmlformats.org/drawingml/2006/picture">
                 <pic:pic xmlns:pic="http://schemas.openxmlformats.org/drawingml/2006/picture">
                   <pic:nvPicPr>
-                    <pic:cNvPr id="2040711158" name=""/>
+                    <pic:cNvPr id="1907817855" name=""/>
                     <pic:cNvPicPr/>
                   </pic:nvPicPr>
                   <pic:blipFill>
@@ -28,7 +29,46 @@
                   <pic:spPr>
                     <a:xfrm>
                       <a:off x="0" y="0"/>
-                      <a:ext cx="5943600" cy="3378835"/>
+                      <a:ext cx="5943600" cy="1774190"/>
+                    </a:xfrm>
+                    <a:prstGeom prst="rect">
+                      <a:avLst/>
+                    </a:prstGeom>
+                  </pic:spPr>
+                </pic:pic>
+              </a:graphicData>
+            </a:graphic>
+          </wp:inline>
+        </w:drawing>
+      </w:r>
+    </w:p>
+    <w:p>
+      <w:r>
+        <w:drawing>
+          <wp:inline distT="0" distB="0" distL="0" distR="0" wp14:anchorId="20385750" wp14:editId="1B3F0F77">
+            <wp:extent cx="5943600" cy="2830830"/>
+            <wp:effectExtent l="0" t="0" r="0" b="7620"/>
+            <wp:docPr id="785584890" name="Picture 1"/>
+            <wp:cNvGraphicFramePr>
+              <a:graphicFrameLocks xmlns:a="http://schemas.openxmlformats.org/drawingml/2006/main" noChangeAspect="1"/>
+            </wp:cNvGraphicFramePr>
+            <a:graphic xmlns:a="http://schemas.openxmlformats.org/drawingml/2006/main">
+              <a:graphicData uri="http://schemas.openxmlformats.org/drawingml/2006/picture">
+                <pic:pic xmlns:pic="http://schemas.openxmlformats.org/drawingml/2006/picture">
+                  <pic:nvPicPr>
+                    <pic:cNvPr id="785584890" name=""/>
+                    <pic:cNvPicPr/>
+                  </pic:nvPicPr>
+                  <pic:blipFill>
+                    <a:blip r:embed="rId5"/>
+                    <a:stretch>
+                      <a:fillRect/>
+                    </a:stretch>
+                  </pic:blipFill>
+                  <pic:spPr>
+                    <a:xfrm>
+                      <a:off x="0" y="0"/>
+                      <a:ext cx="5943600" cy="2830830"/>
                     </a:xfrm>
                     <a:prstGeom prst="rect">
                       <a:avLst/>
@@ -45,10 +85,10 @@
       <w:r>
         <w:lastRenderedPageBreak/>
         <w:drawing>
-          <wp:inline distT="0" distB="0" distL="0" distR="0" wp14:anchorId="3A6CDAA2" wp14:editId="10662115">
-            <wp:extent cx="5943600" cy="3378835"/>
+          <wp:inline distT="0" distB="0" distL="0" distR="0" wp14:anchorId="61EA6988" wp14:editId="6C4A0AB8">
+            <wp:extent cx="5943600" cy="3495040"/>
             <wp:effectExtent l="0" t="0" r="0" b="0"/>
-            <wp:docPr id="1775631513" name="Picture 1"/>
+            <wp:docPr id="1126450268" name="Picture 1"/>
             <wp:cNvGraphicFramePr>
               <a:graphicFrameLocks xmlns:a="http://schemas.openxmlformats.org/drawingml/2006/main" noChangeAspect="1"/>
             </wp:cNvGraphicFramePr>
@@ -56,11 +96,11 @@
               <a:graphicData uri="http://schemas.openxmlformats.org/drawingml/2006/picture">
                 <pic:pic xmlns:pic="http://schemas.openxmlformats.org/drawingml/2006/picture">
                   <pic:nvPicPr>
-                    <pic:cNvPr id="1775631513" name=""/>
+                    <pic:cNvPr id="1126450268" name=""/>
                     <pic:cNvPicPr/>
                   </pic:nvPicPr>
                   <pic:blipFill>
-                    <a:blip r:embed="rId4"/>
+                    <a:blip r:embed="rId6"/>
                     <a:stretch>
                       <a:fillRect/>
                     </a:stretch>
@@ -68,7 +108,7 @@
                   <pic:spPr>
                     <a:xfrm>
                       <a:off x="0" y="0"/>
-                      <a:ext cx="5943600" cy="3378835"/>
+                      <a:ext cx="5943600" cy="3495040"/>
                     </a:xfrm>
                     <a:prstGeom prst="rect">
                       <a:avLst/>
@@ -80,12 +120,14 @@
           </wp:inline>
         </w:drawing>
       </w:r>
+    </w:p>
+    <w:p>
       <w:r>
         <w:drawing>
-          <wp:inline distT="0" distB="0" distL="0" distR="0" wp14:anchorId="0FADDC12" wp14:editId="5A4A3179">
-            <wp:extent cx="5943600" cy="3378835"/>
+          <wp:inline distT="0" distB="0" distL="0" distR="0" wp14:anchorId="229633C9" wp14:editId="73FA9285">
+            <wp:extent cx="5943600" cy="3334385"/>
             <wp:effectExtent l="0" t="0" r="0" b="0"/>
-            <wp:docPr id="1325961532" name="Picture 1"/>
+            <wp:docPr id="1751540214" name="Picture 1"/>
             <wp:cNvGraphicFramePr>
               <a:graphicFrameLocks xmlns:a="http://schemas.openxmlformats.org/drawingml/2006/main" noChangeAspect="1"/>
             </wp:cNvGraphicFramePr>
@@ -93,11 +135,11 @@
               <a:graphicData uri="http://schemas.openxmlformats.org/drawingml/2006/picture">
                 <pic:pic xmlns:pic="http://schemas.openxmlformats.org/drawingml/2006/picture">
                   <pic:nvPicPr>
-                    <pic:cNvPr id="1325961532" name=""/>
+                    <pic:cNvPr id="1751540214" name=""/>
                     <pic:cNvPicPr/>
                   </pic:nvPicPr>
                   <pic:blipFill>
-                    <a:blip r:embed="rId4"/>
+                    <a:blip r:embed="rId7"/>
                     <a:stretch>
                       <a:fillRect/>
                     </a:stretch>
@@ -105,7 +147,46 @@
                   <pic:spPr>
                     <a:xfrm>
                       <a:off x="0" y="0"/>
-                      <a:ext cx="5943600" cy="3378835"/>
+                      <a:ext cx="5943600" cy="3334385"/>
+                    </a:xfrm>
+                    <a:prstGeom prst="rect">
+                      <a:avLst/>
+                    </a:prstGeom>
+                  </pic:spPr>
+                </pic:pic>
+              </a:graphicData>
+            </a:graphic>
+          </wp:inline>
+        </w:drawing>
+      </w:r>
+    </w:p>
+    <w:p>
+      <w:r>
+        <w:drawing>
+          <wp:inline distT="0" distB="0" distL="0" distR="0" wp14:anchorId="55C033F4" wp14:editId="147CA8D2">
+            <wp:extent cx="5943600" cy="3575050"/>
+            <wp:effectExtent l="0" t="0" r="0" b="6350"/>
+            <wp:docPr id="931267900" name="Picture 1"/>
+            <wp:cNvGraphicFramePr>
+              <a:graphicFrameLocks xmlns:a="http://schemas.openxmlformats.org/drawingml/2006/main" noChangeAspect="1"/>
+            </wp:cNvGraphicFramePr>
+            <a:graphic xmlns:a="http://schemas.openxmlformats.org/drawingml/2006/main">
+              <a:graphicData uri="http://schemas.openxmlformats.org/drawingml/2006/picture">
+                <pic:pic xmlns:pic="http://schemas.openxmlformats.org/drawingml/2006/picture">
+                  <pic:nvPicPr>
+                    <pic:cNvPr id="931267900" name=""/>
+                    <pic:cNvPicPr/>
+                  </pic:nvPicPr>
+                  <pic:blipFill>
+                    <a:blip r:embed="rId8"/>
+                    <a:stretch>
+                      <a:fillRect/>
+                    </a:stretch>
+                  </pic:blipFill>
+                  <pic:spPr>
+                    <a:xfrm>
+                      <a:off x="0" y="0"/>
+                      <a:ext cx="5943600" cy="3575050"/>
                     </a:xfrm>
                     <a:prstGeom prst="rect">
                       <a:avLst/>
